--- a/插件详细手册/1.系统/关于参数数字.docx
+++ b/插件详细手册/1.系统/关于参数数字.docx
@@ -1,10 +1,13 @@
 
 <file path=word/document.xml><?xml version="1.0" encoding="utf-8"?>
-<w:document xmlns:wpc="http://schemas.microsoft.com/office/word/2010/wordprocessingCanvas" xmlns:cx="http://schemas.microsoft.com/office/drawing/2014/chartex" xmlns:cx1="http://schemas.microsoft.com/office/drawing/2015/9/8/chartex" xmlns:cx2="http://schemas.microsoft.com/office/drawing/2015/10/21/chartex" xmlns:cx3="http://schemas.microsoft.com/office/drawing/2016/5/9/chartex" xmlns:cx4="http://schemas.microsoft.com/office/drawing/2016/5/10/chartex" xmlns:cx5="http://schemas.microsoft.com/office/drawing/2016/5/11/chartex" xmlns:cx6="http://schemas.microsoft.com/office/drawing/2016/5/12/chartex" xmlns:cx7="http://schemas.microsoft.com/office/drawing/2016/5/13/chartex" xmlns:cx8="http://schemas.microsoft.com/office/drawing/2016/5/14/chartex" xmlns:mc="http://schemas.openxmlformats.org/markup-compatibility/2006" xmlns:aink="http://schemas.microsoft.com/office/drawing/2016/ink" xmlns:am3d="http://schemas.microsoft.com/office/drawing/2017/model3d" xmlns:o="urn:schemas-microsoft-com:office:office" xmlns:oel="http://schemas.microsoft.com/office/2019/extlst" xmlns:r="http://schemas.openxmlformats.org/officeDocument/2006/relationships" xmlns:m="http://schemas.openxmlformats.org/officeDocument/2006/math" xmlns:v="urn:schemas-microsoft-com:vml" xmlns:wp14="http://schemas.microsoft.com/office/word/2010/wordprocessingDrawing" xmlns:wp="http://schemas.openxmlformats.org/drawingml/2006/wordprocessingDrawing" xmlns:w10="urn:schemas-microsoft-com:office:word" xmlns:w="http://schemas.openxmlformats.org/wordprocessingml/2006/main" xmlns:w14="http://schemas.microsoft.com/office/word/2010/wordml" xmlns:w15="http://schemas.microsoft.com/office/word/2012/wordml" xmlns:w16cex="http://schemas.microsoft.com/office/word/2018/wordml/cex" xmlns:w16cid="http://schemas.microsoft.com/office/word/2016/wordml/cid" xmlns:w16="http://schemas.microsoft.com/office/word/2018/wordml" xmlns:w16sdtdh="http://schemas.microsoft.com/office/word/2020/wordml/sdtdatahash" xmlns:w16se="http://schemas.microsoft.com/office/word/2015/wordml/symex" xmlns:wpg="http://schemas.microsoft.com/office/word/2010/wordprocessingGroup" xmlns:wpi="http://schemas.microsoft.com/office/word/2010/wordprocessingInk" xmlns:wne="http://schemas.microsoft.com/office/word/2006/wordml" xmlns:wps="http://schemas.microsoft.com/office/word/2010/wordprocessingShape" mc:Ignorable="w14 w15 w16se w16cid w16 w16cex w16sdtdh wp14">
+<w:document xmlns:wpc="http://schemas.microsoft.com/office/word/2010/wordprocessingCanvas" xmlns:cx="http://schemas.microsoft.com/office/drawing/2014/chartex" xmlns:cx1="http://schemas.microsoft.com/office/drawing/2015/9/8/chartex" xmlns:cx2="http://schemas.microsoft.com/office/drawing/2015/10/21/chartex" xmlns:cx3="http://schemas.microsoft.com/office/drawing/2016/5/9/chartex" xmlns:cx4="http://schemas.microsoft.com/office/drawing/2016/5/10/chartex" xmlns:cx5="http://schemas.microsoft.com/office/drawing/2016/5/11/chartex" xmlns:cx6="http://schemas.microsoft.com/office/drawing/2016/5/12/chartex" xmlns:cx7="http://schemas.microsoft.com/office/drawing/2016/5/13/chartex" xmlns:cx8="http://schemas.microsoft.com/office/drawing/2016/5/14/chartex" xmlns:mc="http://schemas.openxmlformats.org/markup-compatibility/2006" xmlns:aink="http://schemas.microsoft.com/office/drawing/2016/ink" xmlns:am3d="http://schemas.microsoft.com/office/drawing/2017/model3d" xmlns:o="urn:schemas-microsoft-com:office:office" xmlns:oel="http://schemas.microsoft.com/office/2019/extlst" xmlns:r="http://schemas.openxmlformats.org/officeDocument/2006/relationships" xmlns:m="http://schemas.openxmlformats.org/officeDocument/2006/math" xmlns:v="urn:schemas-microsoft-com:vml" xmlns:wp14="http://schemas.microsoft.com/office/word/2010/wordprocessingDrawing" xmlns:wp="http://schemas.openxmlformats.org/drawingml/2006/wordprocessingDrawing" xmlns:w10="urn:schemas-microsoft-com:office:word" xmlns:w="http://schemas.openxmlformats.org/wordprocessingml/2006/main" xmlns:w14="http://schemas.microsoft.com/office/word/2010/wordml" xmlns:w15="http://schemas.microsoft.com/office/word/2012/wordml" xmlns:w16cex="http://schemas.microsoft.com/office/word/2018/wordml/cex" xmlns:w16cid="http://schemas.microsoft.com/office/word/2016/wordml/cid" xmlns:w16="http://schemas.microsoft.com/office/word/2018/wordml" xmlns:w16du="http://schemas.microsoft.com/office/word/2023/wordml/word16du" xmlns:w16sdtdh="http://schemas.microsoft.com/office/word/2020/wordml/sdtdatahash" xmlns:w16sdtfl="http://schemas.microsoft.com/office/word/2024/wordml/sdtformatlock" xmlns:w16se="http://schemas.microsoft.com/office/word/2015/wordml/symex" xmlns:wpg="http://schemas.microsoft.com/office/word/2010/wordprocessingGroup" xmlns:wpi="http://schemas.microsoft.com/office/word/2010/wordprocessingInk" xmlns:wne="http://schemas.microsoft.com/office/word/2006/wordml" xmlns:wps="http://schemas.microsoft.com/office/word/2010/wordprocessingShape" mc:Ignorable="w14 w15 w16se w16cid w16 w16cex w16sdtdh w16sdtfl w16du wp14">
   <w:body>
     <w:p>
       <w:pPr>
         <w:pStyle w:val="2"/>
+        <w:rPr>
+          <w:rFonts w:hint="eastAsia"/>
+        </w:rPr>
       </w:pPr>
       <w:r>
         <w:rPr>
@@ -17,25 +20,26 @@
       <w:pPr>
         <w:pStyle w:val="3"/>
         <w:spacing w:before="120" w:after="120" w:line="415" w:lineRule="auto"/>
-        <w:rPr>
-          <w:sz w:val="28"/>
-          <w:szCs w:val="28"/>
-        </w:rPr>
-      </w:pPr>
-      <w:r>
         <w:rPr>
           <w:rFonts w:hint="eastAsia"/>
           <w:sz w:val="28"/>
           <w:szCs w:val="28"/>
         </w:rPr>
-        <w:t>相关</w:t>
-      </w:r>
+      </w:pPr>
       <w:r>
         <w:rPr>
           <w:rFonts w:hint="eastAsia"/>
           <w:sz w:val="28"/>
           <w:szCs w:val="28"/>
         </w:rPr>
+        <w:t>相关</w:t>
+      </w:r>
+      <w:r>
+        <w:rPr>
+          <w:rFonts w:hint="eastAsia"/>
+          <w:sz w:val="28"/>
+          <w:szCs w:val="28"/>
+        </w:rPr>
         <w:t>插件</w:t>
       </w:r>
     </w:p>
@@ -651,6 +655,7 @@
         </w:rPr>
         <w:t>如果你想找</w:t>
       </w:r>
+      <w:proofErr w:type="gramStart"/>
       <w:r>
         <w:rPr>
           <w:rFonts w:ascii="Tahoma" w:eastAsia="微软雅黑" w:hAnsi="Tahoma"/>
@@ -659,6 +664,7 @@
         </w:rPr>
         <w:t>”</w:t>
       </w:r>
+      <w:proofErr w:type="gramEnd"/>
       <w:r>
         <w:rPr>
           <w:rFonts w:ascii="Tahoma" w:eastAsia="微软雅黑" w:hAnsi="Tahoma" w:hint="eastAsia"/>
@@ -667,6 +673,7 @@
         </w:rPr>
         <w:t>从零开始设计</w:t>
       </w:r>
+      <w:proofErr w:type="gramStart"/>
       <w:r>
         <w:rPr>
           <w:rFonts w:ascii="Tahoma" w:eastAsia="微软雅黑" w:hAnsi="Tahoma"/>
@@ -675,6 +682,7 @@
         </w:rPr>
         <w:t>”</w:t>
       </w:r>
+      <w:proofErr w:type="gramEnd"/>
       <w:r>
         <w:rPr>
           <w:rFonts w:ascii="Tahoma" w:eastAsia="微软雅黑" w:hAnsi="Tahoma" w:hint="eastAsia"/>
@@ -731,6 +739,33 @@
           <w:sz w:val="22"/>
         </w:rPr>
         <w:t>图片，</w:t>
+      </w:r>
+    </w:p>
+    <w:p>
+      <w:pPr>
+        <w:widowControl/>
+        <w:adjustRightInd w:val="0"/>
+        <w:snapToGrid w:val="0"/>
+        <w:jc w:val="left"/>
+        <w:rPr>
+          <w:rFonts w:ascii="Tahoma" w:eastAsia="微软雅黑" w:hAnsi="Tahoma"/>
+          <w:b/>
+          <w:bCs/>
+          <w:color w:val="FF0000"/>
+          <w:kern w:val="0"/>
+          <w:sz w:val="22"/>
+        </w:rPr>
+      </w:pPr>
+      <w:r>
+        <w:rPr>
+          <w:rFonts w:ascii="Tahoma" w:eastAsia="微软雅黑" w:hAnsi="Tahoma" w:hint="eastAsia"/>
+          <w:b/>
+          <w:bCs/>
+          <w:color w:val="FF0000"/>
+          <w:kern w:val="0"/>
+          <w:sz w:val="22"/>
+        </w:rPr>
+        <w:t>通过程序切割并使用字符图片切片，来实现自定义参数数字效果。</w:t>
       </w:r>
     </w:p>
     <w:p>
@@ -741,7 +776,7 @@
         <w:spacing w:after="200"/>
         <w:jc w:val="left"/>
         <w:rPr>
-          <w:rFonts w:ascii="Tahoma" w:eastAsia="微软雅黑" w:hAnsi="Tahoma"/>
+          <w:rFonts w:ascii="Tahoma" w:eastAsia="微软雅黑" w:hAnsi="Tahoma" w:hint="eastAsia"/>
           <w:b/>
           <w:bCs/>
           <w:color w:val="FF0000"/>
@@ -758,7 +793,73 @@
           <w:kern w:val="0"/>
           <w:sz w:val="22"/>
         </w:rPr>
-        <w:t>通过程序切割并使用字符图片切片，来实现自定义参数数字效果。</w:t>
+        <w:t>（参数数字</w:t>
+      </w:r>
+      <w:r>
+        <w:rPr>
+          <w:rFonts w:ascii="Tahoma" w:eastAsia="微软雅黑" w:hAnsi="Tahoma" w:hint="eastAsia"/>
+          <w:b/>
+          <w:bCs/>
+          <w:color w:val="FF0000"/>
+          <w:kern w:val="0"/>
+          <w:sz w:val="22"/>
+        </w:rPr>
+        <w:t xml:space="preserve"> </w:t>
+      </w:r>
+      <w:r>
+        <w:rPr>
+          <w:rFonts w:ascii="Tahoma" w:eastAsia="微软雅黑" w:hAnsi="Tahoma" w:hint="eastAsia"/>
+          <w:b/>
+          <w:bCs/>
+          <w:color w:val="FF0000"/>
+          <w:kern w:val="0"/>
+          <w:sz w:val="22"/>
+        </w:rPr>
+        <w:t>与</w:t>
+      </w:r>
+      <w:r>
+        <w:rPr>
+          <w:rFonts w:ascii="Tahoma" w:eastAsia="微软雅黑" w:hAnsi="Tahoma" w:hint="eastAsia"/>
+          <w:b/>
+          <w:bCs/>
+          <w:color w:val="FF0000"/>
+          <w:kern w:val="0"/>
+          <w:sz w:val="22"/>
+        </w:rPr>
+        <w:t xml:space="preserve"> </w:t>
+      </w:r>
+      <w:r>
+        <w:rPr>
+          <w:rFonts w:ascii="Tahoma" w:eastAsia="微软雅黑" w:hAnsi="Tahoma" w:hint="eastAsia"/>
+          <w:b/>
+          <w:bCs/>
+          <w:color w:val="FF0000"/>
+          <w:kern w:val="0"/>
+          <w:sz w:val="22"/>
+        </w:rPr>
+        <w:t>窗口字符</w:t>
+      </w:r>
+      <w:r>
+        <w:rPr>
+          <w:rFonts w:ascii="Tahoma" w:eastAsia="微软雅黑" w:hAnsi="Tahoma" w:hint="eastAsia"/>
+          <w:b/>
+          <w:bCs/>
+          <w:color w:val="FF0000"/>
+          <w:kern w:val="0"/>
+          <w:sz w:val="22"/>
+        </w:rPr>
+        <w:t xml:space="preserve"> </w:t>
+      </w:r>
+      <w:r>
+        <w:rPr>
+          <w:rFonts w:ascii="Tahoma" w:eastAsia="微软雅黑" w:hAnsi="Tahoma" w:hint="eastAsia"/>
+          <w:b/>
+          <w:bCs/>
+          <w:color w:val="FF0000"/>
+          <w:kern w:val="0"/>
+          <w:sz w:val="22"/>
+        </w:rPr>
+        <w:t>是两个不同的大底层，注意区分）</w:t>
       </w:r>
     </w:p>
     <w:p>
@@ -766,6 +867,7 @@
         <w:pStyle w:val="3"/>
         <w:spacing w:before="120" w:after="120" w:line="415" w:lineRule="auto"/>
         <w:rPr>
+          <w:rFonts w:hint="eastAsia"/>
           <w:sz w:val="28"/>
           <w:szCs w:val="28"/>
         </w:rPr>
@@ -1323,6 +1425,9 @@
               <w:snapToGrid w:val="0"/>
               <w:spacing w:after="200"/>
               <w:jc w:val="left"/>
+              <w:rPr>
+                <w:rFonts w:hint="eastAsia"/>
+              </w:rPr>
             </w:pPr>
             <w:hyperlink w:anchor="_时间格式" w:history="1">
               <w:r>
@@ -1360,6 +1465,9 @@
       <w:pPr>
         <w:widowControl/>
         <w:jc w:val="left"/>
+        <w:rPr>
+          <w:rFonts w:hint="eastAsia"/>
+        </w:rPr>
         <w:sectPr>
           <w:headerReference w:type="default" r:id="rId7"/>
           <w:pgSz w:w="11906" w:h="16838"/>
@@ -1377,18 +1485,19 @@
         <w:pStyle w:val="3"/>
         <w:spacing w:before="120" w:after="120" w:line="415" w:lineRule="auto"/>
         <w:rPr>
-          <w:sz w:val="28"/>
-          <w:szCs w:val="28"/>
-        </w:rPr>
-      </w:pPr>
-      <w:bookmarkStart w:id="0" w:name="_插件关系"/>
-      <w:bookmarkEnd w:id="0"/>
-      <w:r>
-        <w:rPr>
           <w:rFonts w:hint="eastAsia"/>
           <w:sz w:val="28"/>
           <w:szCs w:val="28"/>
         </w:rPr>
+      </w:pPr>
+      <w:bookmarkStart w:id="0" w:name="_插件关系"/>
+      <w:bookmarkEnd w:id="0"/>
+      <w:r>
+        <w:rPr>
+          <w:rFonts w:hint="eastAsia"/>
+          <w:sz w:val="28"/>
+          <w:szCs w:val="28"/>
+        </w:rPr>
         <w:lastRenderedPageBreak/>
         <w:t>插件关系</w:t>
       </w:r>
@@ -1416,6 +1525,11 @@
       </w:r>
     </w:p>
     <w:p>
+      <w:pPr>
+        <w:rPr>
+          <w:rFonts w:hint="eastAsia"/>
+        </w:rPr>
+      </w:pPr>
       <w:r>
         <w:object w:dxaOrig="15253" w:dyaOrig="4260" w14:anchorId="16CE8CE4">
           <v:shapetype id="_x0000_t75" coordsize="21600,21600" o:spt="75" o:preferrelative="t" path="m@4@5l@4@11@9@11@9@5xe" filled="f" stroked="f">
@@ -1440,7 +1554,7 @@
           <v:shape id="_x0000_i1025" type="#_x0000_t75" style="width:697.8pt;height:195pt" o:ole="">
             <v:imagedata r:id="rId8" o:title=""/>
           </v:shape>
-          <o:OLEObject Type="Embed" ProgID="Visio.Drawing.15" ShapeID="_x0000_i1025" DrawAspect="Content" ObjectID="_1717687252" r:id="rId9"/>
+          <o:OLEObject Type="Embed" ProgID="Visio.Drawing.15" ShapeID="_x0000_i1025" DrawAspect="Content" ObjectID="_1798182508" r:id="rId9"/>
         </w:object>
       </w:r>
     </w:p>
@@ -1448,6 +1562,9 @@
       <w:pPr>
         <w:widowControl/>
         <w:jc w:val="left"/>
+        <w:rPr>
+          <w:rFonts w:hint="eastAsia"/>
+        </w:rPr>
         <w:sectPr>
           <w:pgSz w:w="16838" w:h="11906" w:orient="landscape"/>
           <w:pgMar w:top="1800" w:right="1440" w:bottom="1800" w:left="1440" w:header="851" w:footer="992" w:gutter="0"/>
@@ -1462,6 +1579,9 @@
     <w:p>
       <w:pPr>
         <w:pStyle w:val="2"/>
+        <w:rPr>
+          <w:rFonts w:hint="eastAsia"/>
+        </w:rPr>
       </w:pPr>
       <w:r>
         <w:rPr>
@@ -1476,6 +1596,7 @@
         <w:pStyle w:val="3"/>
         <w:spacing w:before="240" w:after="120" w:line="415" w:lineRule="auto"/>
         <w:rPr>
+          <w:rFonts w:hint="eastAsia"/>
           <w:sz w:val="28"/>
         </w:rPr>
       </w:pPr>
@@ -1609,21 +1730,33 @@
         <w:snapToGrid w:val="0"/>
         <w:spacing w:after="200"/>
         <w:jc w:val="center"/>
+        <w:rPr>
+          <w:rFonts w:hint="eastAsia"/>
+        </w:rPr>
       </w:pPr>
       <w:r>
         <w:object w:dxaOrig="7405" w:dyaOrig="5988" w14:anchorId="0639E2E8">
           <v:shape id="_x0000_i1026" type="#_x0000_t75" style="width:370.8pt;height:299.4pt" o:ole="">
             <v:imagedata r:id="rId10" o:title=""/>
           </v:shape>
-          <o:OLEObject Type="Embed" ProgID="Visio.Drawing.15" ShapeID="_x0000_i1026" DrawAspect="Content" ObjectID="_1717687253" r:id="rId11"/>
+          <o:OLEObject Type="Embed" ProgID="Visio.Drawing.15" ShapeID="_x0000_i1026" DrawAspect="Content" ObjectID="_1798182509" r:id="rId11"/>
         </w:object>
       </w:r>
     </w:p>
-    <w:p/>
-    <w:p>
-      <w:pPr>
-        <w:widowControl/>
-        <w:jc w:val="left"/>
+    <w:p>
+      <w:pPr>
+        <w:rPr>
+          <w:rFonts w:hint="eastAsia"/>
+        </w:rPr>
+      </w:pPr>
+    </w:p>
+    <w:p>
+      <w:pPr>
+        <w:widowControl/>
+        <w:jc w:val="left"/>
+        <w:rPr>
+          <w:rFonts w:hint="eastAsia"/>
+        </w:rPr>
       </w:pPr>
       <w:r>
         <w:br w:type="page"/>
@@ -1634,6 +1767,7 @@
         <w:pStyle w:val="3"/>
         <w:spacing w:before="240" w:after="120" w:line="415" w:lineRule="auto"/>
         <w:rPr>
+          <w:rFonts w:hint="eastAsia"/>
           <w:sz w:val="28"/>
         </w:rPr>
       </w:pPr>
@@ -1888,6 +2022,7 @@
         </w:rPr>
         <w:t>.</w:t>
       </w:r>
+      <w:proofErr w:type="gramStart"/>
       <w:r>
         <w:rPr>
           <w:rFonts w:ascii="Tahoma" w:eastAsia="微软雅黑" w:hAnsi="Tahoma" w:hint="eastAsia"/>
@@ -1902,7 +2037,16 @@
           <w:kern w:val="0"/>
           <w:sz w:val="22"/>
         </w:rPr>
-        <w:t>根据对齐方式变化</w:t>
+        <w:t>根据</w:t>
+      </w:r>
+      <w:proofErr w:type="gramEnd"/>
+      <w:r>
+        <w:rPr>
+          <w:rFonts w:ascii="Tahoma" w:eastAsia="微软雅黑" w:hAnsi="Tahoma" w:hint="eastAsia"/>
+          <w:kern w:val="0"/>
+          <w:sz w:val="22"/>
+        </w:rPr>
+        <w:t>对齐方式变化</w:t>
       </w:r>
       <w:r>
         <w:rPr>
@@ -1974,7 +2118,27 @@
           <w:kern w:val="0"/>
           <w:sz w:val="22"/>
         </w:rPr>
-        <w:t>（参数数字的结构没有参数条那么复杂，不过参数数字的麻烦的地方在于确定坐标）</w:t>
+        <w:t>（参数数字的结构没有参数</w:t>
+      </w:r>
+      <w:proofErr w:type="gramStart"/>
+      <w:r>
+        <w:rPr>
+          <w:rFonts w:ascii="Tahoma" w:eastAsia="微软雅黑" w:hAnsi="Tahoma" w:hint="eastAsia"/>
+          <w:color w:val="A6A6A6" w:themeColor="background1" w:themeShade="A6"/>
+          <w:kern w:val="0"/>
+          <w:sz w:val="22"/>
+        </w:rPr>
+        <w:t>条那么</w:t>
+      </w:r>
+      <w:proofErr w:type="gramEnd"/>
+      <w:r>
+        <w:rPr>
+          <w:rFonts w:ascii="Tahoma" w:eastAsia="微软雅黑" w:hAnsi="Tahoma" w:hint="eastAsia"/>
+          <w:color w:val="A6A6A6" w:themeColor="background1" w:themeShade="A6"/>
+          <w:kern w:val="0"/>
+          <w:sz w:val="22"/>
+        </w:rPr>
+        <w:t>复杂，不过参数数字的麻烦的地方在于确定坐标）</w:t>
       </w:r>
     </w:p>
     <w:p>
@@ -2488,6 +2652,9 @@
     <w:p>
       <w:pPr>
         <w:pStyle w:val="2"/>
+        <w:rPr>
+          <w:rFonts w:hint="eastAsia"/>
+        </w:rPr>
       </w:pPr>
       <w:r>
         <w:rPr>
@@ -2507,17 +2674,18 @@
       <w:pPr>
         <w:pStyle w:val="3"/>
         <w:spacing w:before="120" w:after="120" w:line="415" w:lineRule="auto"/>
-        <w:rPr>
-          <w:sz w:val="28"/>
-          <w:szCs w:val="28"/>
-        </w:rPr>
-      </w:pPr>
-      <w:r>
         <w:rPr>
           <w:rFonts w:hint="eastAsia"/>
           <w:sz w:val="28"/>
           <w:szCs w:val="28"/>
         </w:rPr>
+      </w:pPr>
+      <w:r>
+        <w:rPr>
+          <w:rFonts w:hint="eastAsia"/>
+          <w:sz w:val="28"/>
+          <w:szCs w:val="28"/>
+        </w:rPr>
         <w:t>组合关系</w:t>
       </w:r>
     </w:p>
@@ -2605,7 +2773,27 @@
           <w:kern w:val="0"/>
           <w:sz w:val="22"/>
         </w:rPr>
-        <w:t>相比参数条，参数数字的外框没有那么重要。</w:t>
+        <w:t>相比参数条，参数数字的外</w:t>
+      </w:r>
+      <w:proofErr w:type="gramStart"/>
+      <w:r>
+        <w:rPr>
+          <w:rFonts w:ascii="Tahoma" w:eastAsia="微软雅黑" w:hAnsi="Tahoma" w:hint="eastAsia"/>
+          <w:bCs/>
+          <w:kern w:val="0"/>
+          <w:sz w:val="22"/>
+        </w:rPr>
+        <w:t>框没有</w:t>
+      </w:r>
+      <w:proofErr w:type="gramEnd"/>
+      <w:r>
+        <w:rPr>
+          <w:rFonts w:ascii="Tahoma" w:eastAsia="微软雅黑" w:hAnsi="Tahoma" w:hint="eastAsia"/>
+          <w:bCs/>
+          <w:kern w:val="0"/>
+          <w:sz w:val="22"/>
+        </w:rPr>
+        <w:t>那么重要。</w:t>
       </w:r>
       <w:r>
         <w:rPr>
@@ -2720,17 +2908,17 @@
       <w:pPr>
         <w:snapToGrid w:val="0"/>
         <w:rPr>
-          <w:rFonts w:ascii="微软雅黑" w:eastAsia="微软雅黑" w:hAnsi="微软雅黑"/>
-          <w:kern w:val="0"/>
-          <w:sz w:val="22"/>
-        </w:rPr>
-      </w:pPr>
-      <w:r>
-        <w:rPr>
           <w:rFonts w:ascii="微软雅黑" w:eastAsia="微软雅黑" w:hAnsi="微软雅黑" w:hint="eastAsia"/>
           <w:kern w:val="0"/>
           <w:sz w:val="22"/>
         </w:rPr>
+      </w:pPr>
+      <w:r>
+        <w:rPr>
+          <w:rFonts w:ascii="微软雅黑" w:eastAsia="微软雅黑" w:hAnsi="微软雅黑" w:hint="eastAsia"/>
+          <w:kern w:val="0"/>
+          <w:sz w:val="22"/>
+        </w:rPr>
         <w:t>以</w:t>
       </w:r>
       <w:r>
@@ -2762,7 +2950,7 @@
       <w:pPr>
         <w:snapToGrid w:val="0"/>
         <w:rPr>
-          <w:rFonts w:ascii="微软雅黑" w:eastAsia="微软雅黑" w:hAnsi="微软雅黑"/>
+          <w:rFonts w:ascii="微软雅黑" w:eastAsia="微软雅黑" w:hAnsi="微软雅黑" w:hint="eastAsia"/>
           <w:kern w:val="0"/>
           <w:sz w:val="22"/>
         </w:rPr>
@@ -2836,6 +3024,7 @@
       <w:pPr>
         <w:jc w:val="center"/>
         <w:rPr>
+          <w:rFonts w:hint="eastAsia"/>
           <w:noProof/>
         </w:rPr>
       </w:pPr>
@@ -2919,8 +3108,19 @@
           <w:kern w:val="0"/>
           <w:sz w:val="22"/>
         </w:rPr>
-        <w:t>外框背景</w:t>
-      </w:r>
+        <w:t>外</w:t>
+      </w:r>
+      <w:proofErr w:type="gramStart"/>
+      <w:r>
+        <w:rPr>
+          <w:rFonts w:ascii="Tahoma" w:eastAsia="微软雅黑" w:hAnsi="Tahoma" w:hint="eastAsia"/>
+          <w:bCs/>
+          <w:kern w:val="0"/>
+          <w:sz w:val="22"/>
+        </w:rPr>
+        <w:t>框背景</w:t>
+      </w:r>
+      <w:proofErr w:type="gramEnd"/>
       <w:r>
         <w:rPr>
           <w:rFonts w:ascii="Tahoma" w:eastAsia="微软雅黑" w:hAnsi="Tahoma" w:hint="eastAsia"/>
@@ -2946,7 +3146,27 @@
           <w:kern w:val="0"/>
           <w:sz w:val="22"/>
         </w:rPr>
-        <w:t>外框前景是空图片</w:t>
+        <w:t>外</w:t>
+      </w:r>
+      <w:proofErr w:type="gramStart"/>
+      <w:r>
+        <w:rPr>
+          <w:rFonts w:ascii="Tahoma" w:eastAsia="微软雅黑" w:hAnsi="Tahoma" w:hint="eastAsia"/>
+          <w:bCs/>
+          <w:kern w:val="0"/>
+          <w:sz w:val="22"/>
+        </w:rPr>
+        <w:t>框前景</w:t>
+      </w:r>
+      <w:proofErr w:type="gramEnd"/>
+      <w:r>
+        <w:rPr>
+          <w:rFonts w:ascii="Tahoma" w:eastAsia="微软雅黑" w:hAnsi="Tahoma" w:hint="eastAsia"/>
+          <w:bCs/>
+          <w:kern w:val="0"/>
+          <w:sz w:val="22"/>
+        </w:rPr>
+        <w:t>是空图片</w:t>
       </w:r>
       <w:r>
         <w:rPr>
@@ -3103,7 +3323,7 @@
       <w:pPr>
         <w:snapToGrid w:val="0"/>
         <w:rPr>
-          <w:rFonts w:ascii="微软雅黑" w:eastAsia="微软雅黑" w:hAnsi="微软雅黑"/>
+          <w:rFonts w:ascii="微软雅黑" w:eastAsia="微软雅黑" w:hAnsi="微软雅黑" w:hint="eastAsia"/>
           <w:kern w:val="0"/>
           <w:sz w:val="22"/>
         </w:rPr>
@@ -3462,6 +3682,7 @@
         </w:rPr>
         <w:t xml:space="preserve"> </w:t>
       </w:r>
+      <w:proofErr w:type="gramStart"/>
       <w:r>
         <w:rPr>
           <w:rFonts w:ascii="Tahoma" w:eastAsia="微软雅黑" w:hAnsi="Tahoma"/>
@@ -3471,6 +3692,7 @@
         </w:rPr>
         <w:t>”</w:t>
       </w:r>
+      <w:proofErr w:type="gramEnd"/>
       <w:r>
         <w:rPr>
           <w:rFonts w:ascii="Tahoma" w:eastAsia="微软雅黑" w:hAnsi="Tahoma"/>
@@ -3480,6 +3702,7 @@
         </w:rPr>
         <w:t>x</w:t>
       </w:r>
+      <w:proofErr w:type="gramStart"/>
       <w:r>
         <w:rPr>
           <w:rFonts w:ascii="Tahoma" w:eastAsia="微软雅黑" w:hAnsi="Tahoma"/>
@@ -3489,6 +3712,7 @@
         </w:rPr>
         <w:t>”</w:t>
       </w:r>
+      <w:proofErr w:type="gramEnd"/>
       <w:r>
         <w:rPr>
           <w:rFonts w:ascii="Tahoma" w:eastAsia="微软雅黑" w:hAnsi="Tahoma" w:hint="eastAsia"/>
@@ -3712,6 +3936,7 @@
         <w:pStyle w:val="3"/>
         <w:spacing w:before="120" w:after="120" w:line="415" w:lineRule="auto"/>
         <w:rPr>
+          <w:rFonts w:hint="eastAsia"/>
           <w:sz w:val="28"/>
           <w:szCs w:val="28"/>
         </w:rPr>
@@ -3856,6 +4081,7 @@
         <w:spacing w:line="276" w:lineRule="auto"/>
         <w:ind w:firstLine="420"/>
         <w:rPr>
+          <w:rFonts w:hint="eastAsia"/>
           <w:noProof/>
         </w:rPr>
       </w:pPr>
@@ -4063,6 +4289,9 @@
     <w:p>
       <w:pPr>
         <w:pStyle w:val="2"/>
+        <w:rPr>
+          <w:rFonts w:hint="eastAsia"/>
+        </w:rPr>
       </w:pPr>
       <w:r>
         <w:rPr>
@@ -4077,6 +4306,7 @@
         <w:pStyle w:val="3"/>
         <w:spacing w:before="240" w:after="120" w:line="415" w:lineRule="auto"/>
         <w:rPr>
+          <w:rFonts w:hint="eastAsia"/>
           <w:sz w:val="28"/>
         </w:rPr>
       </w:pPr>
@@ -4542,6 +4772,7 @@
         <w:pStyle w:val="3"/>
         <w:spacing w:before="240" w:after="120" w:line="415" w:lineRule="auto"/>
         <w:rPr>
+          <w:rFonts w:hint="eastAsia"/>
           <w:sz w:val="28"/>
         </w:rPr>
       </w:pPr>
@@ -4769,6 +5000,9 @@
       <w:pPr>
         <w:widowControl/>
         <w:jc w:val="left"/>
+        <w:rPr>
+          <w:rFonts w:hint="eastAsia"/>
+        </w:rPr>
       </w:pPr>
       <w:r>
         <w:br w:type="page"/>
@@ -4779,6 +5013,7 @@
         <w:pStyle w:val="3"/>
         <w:spacing w:before="240" w:after="120" w:line="415" w:lineRule="auto"/>
         <w:rPr>
+          <w:rFonts w:hint="eastAsia"/>
           <w:sz w:val="28"/>
         </w:rPr>
       </w:pPr>
@@ -5284,6 +5519,11 @@
       </w:r>
     </w:p>
     <w:p>
+      <w:pPr>
+        <w:rPr>
+          <w:rFonts w:hint="eastAsia"/>
+        </w:rPr>
+      </w:pPr>
       <w:r>
         <w:rPr>
           <w:noProof/>
@@ -5338,7 +5578,13 @@
         </w:drawing>
       </w:r>
     </w:p>
-    <w:p/>
+    <w:p>
+      <w:pPr>
+        <w:rPr>
+          <w:rFonts w:hint="eastAsia"/>
+        </w:rPr>
+      </w:pPr>
+    </w:p>
     <w:p>
       <w:pPr>
         <w:widowControl/>
@@ -5361,6 +5607,9 @@
     <w:p>
       <w:pPr>
         <w:pStyle w:val="2"/>
+        <w:rPr>
+          <w:rFonts w:hint="eastAsia"/>
+        </w:rPr>
       </w:pPr>
       <w:r>
         <w:rPr>
@@ -5375,6 +5624,7 @@
         <w:pStyle w:val="3"/>
         <w:spacing w:before="240" w:after="120" w:line="415" w:lineRule="auto"/>
         <w:rPr>
+          <w:rFonts w:hint="eastAsia"/>
           <w:sz w:val="28"/>
         </w:rPr>
       </w:pPr>
@@ -5424,7 +5674,25 @@
           <w:kern w:val="0"/>
           <w:sz w:val="22"/>
         </w:rPr>
-        <w:t>符号根据中心锚点进行的对齐情况，分为右对齐、左对齐、居中三种</w:t>
+        <w:t>符号根据</w:t>
+      </w:r>
+      <w:proofErr w:type="gramStart"/>
+      <w:r>
+        <w:rPr>
+          <w:rFonts w:ascii="Tahoma" w:eastAsia="微软雅黑" w:hAnsi="Tahoma" w:hint="eastAsia"/>
+          <w:kern w:val="0"/>
+          <w:sz w:val="22"/>
+        </w:rPr>
+        <w:t>中心锚点进行</w:t>
+      </w:r>
+      <w:proofErr w:type="gramEnd"/>
+      <w:r>
+        <w:rPr>
+          <w:rFonts w:ascii="Tahoma" w:eastAsia="微软雅黑" w:hAnsi="Tahoma" w:hint="eastAsia"/>
+          <w:kern w:val="0"/>
+          <w:sz w:val="22"/>
+        </w:rPr>
+        <w:t>的对齐情况，分为右对齐、左对齐、居中三种</w:t>
       </w:r>
       <w:r>
         <w:rPr>
@@ -5440,7 +5708,25 @@
           <w:kern w:val="0"/>
           <w:sz w:val="22"/>
         </w:rPr>
-        <w:t>注意中心锚点的位置。</w:t>
+        <w:t>注意</w:t>
+      </w:r>
+      <w:proofErr w:type="gramStart"/>
+      <w:r>
+        <w:rPr>
+          <w:rFonts w:ascii="Tahoma" w:eastAsia="微软雅黑" w:hAnsi="Tahoma" w:hint="eastAsia"/>
+          <w:kern w:val="0"/>
+          <w:sz w:val="22"/>
+        </w:rPr>
+        <w:t>中心锚点的</w:t>
+      </w:r>
+      <w:proofErr w:type="gramEnd"/>
+      <w:r>
+        <w:rPr>
+          <w:rFonts w:ascii="Tahoma" w:eastAsia="微软雅黑" w:hAnsi="Tahoma" w:hint="eastAsia"/>
+          <w:kern w:val="0"/>
+          <w:sz w:val="22"/>
+        </w:rPr>
+        <w:t>位置。</w:t>
       </w:r>
     </w:p>
     <w:p>
@@ -5556,6 +5842,7 @@
         <w:pStyle w:val="3"/>
         <w:spacing w:before="240" w:after="120" w:line="415" w:lineRule="auto"/>
         <w:rPr>
+          <w:rFonts w:hint="eastAsia"/>
           <w:sz w:val="28"/>
         </w:rPr>
       </w:pPr>
@@ -5708,6 +5995,9 @@
       <w:pPr>
         <w:widowControl/>
         <w:jc w:val="left"/>
+        <w:rPr>
+          <w:rFonts w:hint="eastAsia"/>
+        </w:rPr>
       </w:pPr>
       <w:r>
         <w:br w:type="page"/>
@@ -5716,6 +6006,9 @@
     <w:p>
       <w:pPr>
         <w:pStyle w:val="2"/>
+        <w:rPr>
+          <w:rFonts w:hint="eastAsia"/>
+        </w:rPr>
       </w:pPr>
       <w:r>
         <w:rPr>
@@ -5730,6 +6023,7 @@
         <w:pStyle w:val="3"/>
         <w:spacing w:before="240" w:after="120" w:line="415" w:lineRule="auto"/>
         <w:rPr>
+          <w:rFonts w:hint="eastAsia"/>
           <w:sz w:val="28"/>
         </w:rPr>
       </w:pPr>
@@ -5797,14 +6091,34 @@
         </w:rPr>
         <w:t>你可以选择额定值显示或不显示，不显示则为</w:t>
       </w:r>
-      <w:r>
-        <w:rPr>
-          <w:rFonts w:ascii="Tahoma" w:eastAsia="微软雅黑" w:hAnsi="Tahoma"/>
-          <w:kern w:val="0"/>
-          <w:sz w:val="22"/>
-        </w:rPr>
-        <w:t>”10”</w:t>
-      </w:r>
+      <w:proofErr w:type="gramStart"/>
+      <w:r>
+        <w:rPr>
+          <w:rFonts w:ascii="Tahoma" w:eastAsia="微软雅黑" w:hAnsi="Tahoma"/>
+          <w:kern w:val="0"/>
+          <w:sz w:val="22"/>
+        </w:rPr>
+        <w:t>”</w:t>
+      </w:r>
+      <w:proofErr w:type="gramEnd"/>
+      <w:r>
+        <w:rPr>
+          <w:rFonts w:ascii="Tahoma" w:eastAsia="微软雅黑" w:hAnsi="Tahoma"/>
+          <w:kern w:val="0"/>
+          <w:sz w:val="22"/>
+        </w:rPr>
+        <w:t>10</w:t>
+      </w:r>
+      <w:proofErr w:type="gramStart"/>
+      <w:r>
+        <w:rPr>
+          <w:rFonts w:ascii="Tahoma" w:eastAsia="微软雅黑" w:hAnsi="Tahoma"/>
+          <w:kern w:val="0"/>
+          <w:sz w:val="22"/>
+        </w:rPr>
+        <w:t>”</w:t>
+      </w:r>
+      <w:proofErr w:type="gramEnd"/>
       <w:r>
         <w:rPr>
           <w:rFonts w:ascii="Tahoma" w:eastAsia="微软雅黑" w:hAnsi="Tahoma" w:hint="eastAsia"/>
@@ -5813,14 +6127,34 @@
         </w:rPr>
         <w:t>，显示则为</w:t>
       </w:r>
-      <w:r>
-        <w:rPr>
-          <w:rFonts w:ascii="Tahoma" w:eastAsia="微软雅黑" w:hAnsi="Tahoma"/>
-          <w:kern w:val="0"/>
-          <w:sz w:val="22"/>
-        </w:rPr>
-        <w:t>”10/20”</w:t>
-      </w:r>
+      <w:proofErr w:type="gramStart"/>
+      <w:r>
+        <w:rPr>
+          <w:rFonts w:ascii="Tahoma" w:eastAsia="微软雅黑" w:hAnsi="Tahoma"/>
+          <w:kern w:val="0"/>
+          <w:sz w:val="22"/>
+        </w:rPr>
+        <w:t>”</w:t>
+      </w:r>
+      <w:proofErr w:type="gramEnd"/>
+      <w:r>
+        <w:rPr>
+          <w:rFonts w:ascii="Tahoma" w:eastAsia="微软雅黑" w:hAnsi="Tahoma"/>
+          <w:kern w:val="0"/>
+          <w:sz w:val="22"/>
+        </w:rPr>
+        <w:t>10/20</w:t>
+      </w:r>
+      <w:proofErr w:type="gramStart"/>
+      <w:r>
+        <w:rPr>
+          <w:rFonts w:ascii="Tahoma" w:eastAsia="微软雅黑" w:hAnsi="Tahoma"/>
+          <w:kern w:val="0"/>
+          <w:sz w:val="22"/>
+        </w:rPr>
+        <w:t>”</w:t>
+      </w:r>
+      <w:proofErr w:type="gramEnd"/>
       <w:r>
         <w:rPr>
           <w:rFonts w:ascii="Tahoma" w:eastAsia="微软雅黑" w:hAnsi="Tahoma" w:hint="eastAsia"/>
@@ -5851,14 +6185,34 @@
         </w:rPr>
         <w:t>另外，额定值</w:t>
       </w:r>
-      <w:r>
-        <w:rPr>
-          <w:rFonts w:ascii="Tahoma" w:eastAsia="微软雅黑" w:hAnsi="Tahoma"/>
-          <w:kern w:val="0"/>
-          <w:sz w:val="22"/>
-        </w:rPr>
-        <w:t>”/20”</w:t>
-      </w:r>
+      <w:proofErr w:type="gramStart"/>
+      <w:r>
+        <w:rPr>
+          <w:rFonts w:ascii="Tahoma" w:eastAsia="微软雅黑" w:hAnsi="Tahoma"/>
+          <w:kern w:val="0"/>
+          <w:sz w:val="22"/>
+        </w:rPr>
+        <w:t>”</w:t>
+      </w:r>
+      <w:proofErr w:type="gramEnd"/>
+      <w:r>
+        <w:rPr>
+          <w:rFonts w:ascii="Tahoma" w:eastAsia="微软雅黑" w:hAnsi="Tahoma"/>
+          <w:kern w:val="0"/>
+          <w:sz w:val="22"/>
+        </w:rPr>
+        <w:t>/20</w:t>
+      </w:r>
+      <w:proofErr w:type="gramStart"/>
+      <w:r>
+        <w:rPr>
+          <w:rFonts w:ascii="Tahoma" w:eastAsia="微软雅黑" w:hAnsi="Tahoma"/>
+          <w:kern w:val="0"/>
+          <w:sz w:val="22"/>
+        </w:rPr>
+        <w:t>”</w:t>
+      </w:r>
+      <w:proofErr w:type="gramEnd"/>
       <w:r>
         <w:rPr>
           <w:rFonts w:ascii="Tahoma" w:eastAsia="微软雅黑" w:hAnsi="Tahoma" w:hint="eastAsia"/>
@@ -5954,6 +6308,7 @@
         <w:pStyle w:val="3"/>
         <w:spacing w:before="240" w:after="120" w:line="415" w:lineRule="auto"/>
         <w:rPr>
+          <w:rFonts w:hint="eastAsia"/>
           <w:sz w:val="28"/>
         </w:rPr>
       </w:pPr>
@@ -6175,6 +6530,7 @@
         </w:rPr>
         <w:t>甚至可以不是</w:t>
       </w:r>
+      <w:proofErr w:type="gramStart"/>
       <w:r>
         <w:rPr>
           <w:rFonts w:ascii="Tahoma" w:eastAsia="微软雅黑" w:hAnsi="Tahoma"/>
@@ -6183,6 +6539,7 @@
         </w:rPr>
         <w:t>”</w:t>
       </w:r>
+      <w:proofErr w:type="gramEnd"/>
       <w:r>
         <w:rPr>
           <w:rFonts w:ascii="Tahoma" w:eastAsia="微软雅黑" w:hAnsi="Tahoma" w:hint="eastAsia"/>
@@ -6197,8 +6554,18 @@
           <w:kern w:val="0"/>
           <w:sz w:val="22"/>
         </w:rPr>
-        <w:t>123456789+-x/”</w:t>
-      </w:r>
+        <w:t>123456789+-x/</w:t>
+      </w:r>
+      <w:proofErr w:type="gramStart"/>
+      <w:r>
+        <w:rPr>
+          <w:rFonts w:ascii="Tahoma" w:eastAsia="微软雅黑" w:hAnsi="Tahoma"/>
+          <w:kern w:val="0"/>
+          <w:sz w:val="22"/>
+        </w:rPr>
+        <w:t>”</w:t>
+      </w:r>
+      <w:proofErr w:type="gramEnd"/>
       <w:r>
         <w:rPr>
           <w:rFonts w:ascii="Tahoma" w:eastAsia="微软雅黑" w:hAnsi="Tahoma" w:hint="eastAsia"/>
@@ -6207,6 +6574,7 @@
         </w:rPr>
         <w:t>，而是</w:t>
       </w:r>
+      <w:proofErr w:type="gramStart"/>
       <w:r>
         <w:rPr>
           <w:rFonts w:ascii="Tahoma" w:eastAsia="微软雅黑" w:hAnsi="Tahoma"/>
@@ -6215,6 +6583,7 @@
         </w:rPr>
         <w:t>”</w:t>
       </w:r>
+      <w:proofErr w:type="gramEnd"/>
       <w:r>
         <w:rPr>
           <w:rFonts w:ascii="Tahoma" w:eastAsia="微软雅黑" w:hAnsi="Tahoma" w:hint="eastAsia"/>
@@ -6245,8 +6614,18 @@
           <w:kern w:val="0"/>
           <w:sz w:val="22"/>
         </w:rPr>
-        <w:t>+-x/”</w:t>
-      </w:r>
+        <w:t>+-x/</w:t>
+      </w:r>
+      <w:proofErr w:type="gramStart"/>
+      <w:r>
+        <w:rPr>
+          <w:rFonts w:ascii="Tahoma" w:eastAsia="微软雅黑" w:hAnsi="Tahoma"/>
+          <w:kern w:val="0"/>
+          <w:sz w:val="22"/>
+        </w:rPr>
+        <w:t>”</w:t>
+      </w:r>
+      <w:proofErr w:type="gramEnd"/>
       <w:r>
         <w:rPr>
           <w:rFonts w:ascii="Tahoma" w:eastAsia="微软雅黑" w:hAnsi="Tahoma" w:hint="eastAsia"/>
@@ -6402,6 +6781,7 @@
         <w:pStyle w:val="3"/>
         <w:spacing w:before="240" w:after="120" w:line="415" w:lineRule="auto"/>
         <w:rPr>
+          <w:rFonts w:hint="eastAsia"/>
           <w:sz w:val="28"/>
         </w:rPr>
       </w:pPr>
@@ -6538,7 +6918,25 @@
           <w:kern w:val="0"/>
           <w:sz w:val="22"/>
         </w:rPr>
-        <w:t>额定值表示生命最大值，生命满状态时，数字发光。</w:t>
+        <w:t>额定值表示生命最大值，生命</w:t>
+      </w:r>
+      <w:proofErr w:type="gramStart"/>
+      <w:r>
+        <w:rPr>
+          <w:rFonts w:ascii="Tahoma" w:eastAsia="微软雅黑" w:hAnsi="Tahoma" w:hint="eastAsia"/>
+          <w:kern w:val="0"/>
+          <w:sz w:val="22"/>
+        </w:rPr>
+        <w:t>满状态</w:t>
+      </w:r>
+      <w:proofErr w:type="gramEnd"/>
+      <w:r>
+        <w:rPr>
+          <w:rFonts w:ascii="Tahoma" w:eastAsia="微软雅黑" w:hAnsi="Tahoma" w:hint="eastAsia"/>
+          <w:kern w:val="0"/>
+          <w:sz w:val="22"/>
+        </w:rPr>
+        <w:t>时，数字发光。</w:t>
       </w:r>
     </w:p>
     <w:p>
@@ -6563,6 +6961,9 @@
     <w:p>
       <w:pPr>
         <w:pStyle w:val="2"/>
+        <w:rPr>
+          <w:rFonts w:hint="eastAsia"/>
+        </w:rPr>
       </w:pPr>
       <w:bookmarkStart w:id="13" w:name="_时间格式"/>
       <w:bookmarkEnd w:id="13"/>
@@ -6579,6 +6980,7 @@
         <w:pStyle w:val="3"/>
         <w:spacing w:before="240" w:after="120" w:line="415" w:lineRule="auto"/>
         <w:rPr>
+          <w:rFonts w:hint="eastAsia"/>
           <w:sz w:val="28"/>
         </w:rPr>
       </w:pPr>
@@ -6854,6 +7256,7 @@
         <w:pStyle w:val="3"/>
         <w:spacing w:before="240" w:after="120" w:line="415" w:lineRule="auto"/>
         <w:rPr>
+          <w:rFonts w:hint="eastAsia"/>
           <w:sz w:val="28"/>
         </w:rPr>
       </w:pPr>
@@ -7275,7 +7678,7 @@
         <w:widowControl/>
         <w:jc w:val="center"/>
         <w:rPr>
-          <w:rFonts w:ascii="宋体" w:eastAsia="宋体" w:hAnsi="宋体" w:cs="宋体"/>
+          <w:rFonts w:ascii="宋体" w:eastAsia="宋体" w:hAnsi="宋体" w:cs="宋体" w:hint="eastAsia"/>
           <w:kern w:val="0"/>
           <w:sz w:val="24"/>
           <w:szCs w:val="24"/>
@@ -7738,9 +8141,14 @@
 </file>
 
 <file path=word/endnotes.xml><?xml version="1.0" encoding="utf-8"?>
-<w:endnotes xmlns:wpc="http://schemas.microsoft.com/office/word/2010/wordprocessingCanvas" xmlns:cx="http://schemas.microsoft.com/office/drawing/2014/chartex" xmlns:cx1="http://schemas.microsoft.com/office/drawing/2015/9/8/chartex" xmlns:cx2="http://schemas.microsoft.com/office/drawing/2015/10/21/chartex" xmlns:cx3="http://schemas.microsoft.com/office/drawing/2016/5/9/chartex" xmlns:cx4="http://schemas.microsoft.com/office/drawing/2016/5/10/chartex" xmlns:cx5="http://schemas.microsoft.com/office/drawing/2016/5/11/chartex" xmlns:cx6="http://schemas.microsoft.com/office/drawing/2016/5/12/chartex" xmlns:cx7="http://schemas.microsoft.com/office/drawing/2016/5/13/chartex" xmlns:cx8="http://schemas.microsoft.com/office/drawing/2016/5/14/chartex" xmlns:mc="http://schemas.openxmlformats.org/markup-compatibility/2006" xmlns:aink="http://schemas.microsoft.com/office/drawing/2016/ink" xmlns:am3d="http://schemas.microsoft.com/office/drawing/2017/model3d" xmlns:o="urn:schemas-microsoft-com:office:office" xmlns:oel="http://schemas.microsoft.com/office/2019/extlst" xmlns:r="http://schemas.openxmlformats.org/officeDocument/2006/relationships" xmlns:m="http://schemas.openxmlformats.org/officeDocument/2006/math" xmlns:v="urn:schemas-microsoft-com:vml" xmlns:wp14="http://schemas.microsoft.com/office/word/2010/wordprocessingDrawing" xmlns:wp="http://schemas.openxmlformats.org/drawingml/2006/wordprocessingDrawing" xmlns:w10="urn:schemas-microsoft-com:office:word" xmlns:w="http://schemas.openxmlformats.org/wordprocessingml/2006/main" xmlns:w14="http://schemas.microsoft.com/office/word/2010/wordml" xmlns:w15="http://schemas.microsoft.com/office/word/2012/wordml" xmlns:w16cex="http://schemas.microsoft.com/office/word/2018/wordml/cex" xmlns:w16cid="http://schemas.microsoft.com/office/word/2016/wordml/cid" xmlns:w16="http://schemas.microsoft.com/office/word/2018/wordml" xmlns:w16sdtdh="http://schemas.microsoft.com/office/word/2020/wordml/sdtdatahash" xmlns:w16se="http://schemas.microsoft.com/office/word/2015/wordml/symex" xmlns:wpg="http://schemas.microsoft.com/office/word/2010/wordprocessingGroup" xmlns:wpi="http://schemas.microsoft.com/office/word/2010/wordprocessingInk" xmlns:wne="http://schemas.microsoft.com/office/word/2006/wordml" xmlns:wps="http://schemas.microsoft.com/office/word/2010/wordprocessingShape" mc:Ignorable="w14 w15 w16se w16cid w16 w16cex w16sdtdh wp14">
+<w:endnotes xmlns:wpc="http://schemas.microsoft.com/office/word/2010/wordprocessingCanvas" xmlns:cx="http://schemas.microsoft.com/office/drawing/2014/chartex" xmlns:cx1="http://schemas.microsoft.com/office/drawing/2015/9/8/chartex" xmlns:cx2="http://schemas.microsoft.com/office/drawing/2015/10/21/chartex" xmlns:cx3="http://schemas.microsoft.com/office/drawing/2016/5/9/chartex" xmlns:cx4="http://schemas.microsoft.com/office/drawing/2016/5/10/chartex" xmlns:cx5="http://schemas.microsoft.com/office/drawing/2016/5/11/chartex" xmlns:cx6="http://schemas.microsoft.com/office/drawing/2016/5/12/chartex" xmlns:cx7="http://schemas.microsoft.com/office/drawing/2016/5/13/chartex" xmlns:cx8="http://schemas.microsoft.com/office/drawing/2016/5/14/chartex" xmlns:mc="http://schemas.openxmlformats.org/markup-compatibility/2006" xmlns:aink="http://schemas.microsoft.com/office/drawing/2016/ink" xmlns:am3d="http://schemas.microsoft.com/office/drawing/2017/model3d" xmlns:o="urn:schemas-microsoft-com:office:office" xmlns:oel="http://schemas.microsoft.com/office/2019/extlst" xmlns:r="http://schemas.openxmlformats.org/officeDocument/2006/relationships" xmlns:m="http://schemas.openxmlformats.org/officeDocument/2006/math" xmlns:v="urn:schemas-microsoft-com:vml" xmlns:wp14="http://schemas.microsoft.com/office/word/2010/wordprocessingDrawing" xmlns:wp="http://schemas.openxmlformats.org/drawingml/2006/wordprocessingDrawing" xmlns:w10="urn:schemas-microsoft-com:office:word" xmlns:w="http://schemas.openxmlformats.org/wordprocessingml/2006/main" xmlns:w14="http://schemas.microsoft.com/office/word/2010/wordml" xmlns:w15="http://schemas.microsoft.com/office/word/2012/wordml" xmlns:w16cex="http://schemas.microsoft.com/office/word/2018/wordml/cex" xmlns:w16cid="http://schemas.microsoft.com/office/word/2016/wordml/cid" xmlns:w16="http://schemas.microsoft.com/office/word/2018/wordml" xmlns:w16du="http://schemas.microsoft.com/office/word/2023/wordml/word16du" xmlns:w16sdtdh="http://schemas.microsoft.com/office/word/2020/wordml/sdtdatahash" xmlns:w16sdtfl="http://schemas.microsoft.com/office/word/2024/wordml/sdtformatlock" xmlns:w16se="http://schemas.microsoft.com/office/word/2015/wordml/symex" xmlns:wpg="http://schemas.microsoft.com/office/word/2010/wordprocessingGroup" xmlns:wpi="http://schemas.microsoft.com/office/word/2010/wordprocessingInk" xmlns:wne="http://schemas.microsoft.com/office/word/2006/wordml" xmlns:wps="http://schemas.microsoft.com/office/word/2010/wordprocessingShape" mc:Ignorable="w14 w15 w16se w16cid w16 w16cex w16sdtdh w16sdtfl w16du wp14">
   <w:endnote w:type="separator" w:id="-1">
     <w:p>
+      <w:pPr>
+        <w:rPr>
+          <w:rFonts w:hint="eastAsia"/>
+        </w:rPr>
+      </w:pPr>
       <w:r>
         <w:separator/>
       </w:r>
@@ -7748,6 +8156,11 @@
   </w:endnote>
   <w:endnote w:type="continuationSeparator" w:id="0">
     <w:p>
+      <w:pPr>
+        <w:rPr>
+          <w:rFonts w:hint="eastAsia"/>
+        </w:rPr>
+      </w:pPr>
       <w:r>
         <w:continuationSeparator/>
       </w:r>
@@ -7757,9 +8170,14 @@
 </file>
 
 <file path=word/footnotes.xml><?xml version="1.0" encoding="utf-8"?>
-<w:footnotes xmlns:wpc="http://schemas.microsoft.com/office/word/2010/wordprocessingCanvas" xmlns:cx="http://schemas.microsoft.com/office/drawing/2014/chartex" xmlns:cx1="http://schemas.microsoft.com/office/drawing/2015/9/8/chartex" xmlns:cx2="http://schemas.microsoft.com/office/drawing/2015/10/21/chartex" xmlns:cx3="http://schemas.microsoft.com/office/drawing/2016/5/9/chartex" xmlns:cx4="http://schemas.microsoft.com/office/drawing/2016/5/10/chartex" xmlns:cx5="http://schemas.microsoft.com/office/drawing/2016/5/11/chartex" xmlns:cx6="http://schemas.microsoft.com/office/drawing/2016/5/12/chartex" xmlns:cx7="http://schemas.microsoft.com/office/drawing/2016/5/13/chartex" xmlns:cx8="http://schemas.microsoft.com/office/drawing/2016/5/14/chartex" xmlns:mc="http://schemas.openxmlformats.org/markup-compatibility/2006" xmlns:aink="http://schemas.microsoft.com/office/drawing/2016/ink" xmlns:am3d="http://schemas.microsoft.com/office/drawing/2017/model3d" xmlns:o="urn:schemas-microsoft-com:office:office" xmlns:oel="http://schemas.microsoft.com/office/2019/extlst" xmlns:r="http://schemas.openxmlformats.org/officeDocument/2006/relationships" xmlns:m="http://schemas.openxmlformats.org/officeDocument/2006/math" xmlns:v="urn:schemas-microsoft-com:vml" xmlns:wp14="http://schemas.microsoft.com/office/word/2010/wordprocessingDrawing" xmlns:wp="http://schemas.openxmlformats.org/drawingml/2006/wordprocessingDrawing" xmlns:w10="urn:schemas-microsoft-com:office:word" xmlns:w="http://schemas.openxmlformats.org/wordprocessingml/2006/main" xmlns:w14="http://schemas.microsoft.com/office/word/2010/wordml" xmlns:w15="http://schemas.microsoft.com/office/word/2012/wordml" xmlns:w16cex="http://schemas.microsoft.com/office/word/2018/wordml/cex" xmlns:w16cid="http://schemas.microsoft.com/office/word/2016/wordml/cid" xmlns:w16="http://schemas.microsoft.com/office/word/2018/wordml" xmlns:w16sdtdh="http://schemas.microsoft.com/office/word/2020/wordml/sdtdatahash" xmlns:w16se="http://schemas.microsoft.com/office/word/2015/wordml/symex" xmlns:wpg="http://schemas.microsoft.com/office/word/2010/wordprocessingGroup" xmlns:wpi="http://schemas.microsoft.com/office/word/2010/wordprocessingInk" xmlns:wne="http://schemas.microsoft.com/office/word/2006/wordml" xmlns:wps="http://schemas.microsoft.com/office/word/2010/wordprocessingShape" mc:Ignorable="w14 w15 w16se w16cid w16 w16cex w16sdtdh wp14">
+<w:footnotes xmlns:wpc="http://schemas.microsoft.com/office/word/2010/wordprocessingCanvas" xmlns:cx="http://schemas.microsoft.com/office/drawing/2014/chartex" xmlns:cx1="http://schemas.microsoft.com/office/drawing/2015/9/8/chartex" xmlns:cx2="http://schemas.microsoft.com/office/drawing/2015/10/21/chartex" xmlns:cx3="http://schemas.microsoft.com/office/drawing/2016/5/9/chartex" xmlns:cx4="http://schemas.microsoft.com/office/drawing/2016/5/10/chartex" xmlns:cx5="http://schemas.microsoft.com/office/drawing/2016/5/11/chartex" xmlns:cx6="http://schemas.microsoft.com/office/drawing/2016/5/12/chartex" xmlns:cx7="http://schemas.microsoft.com/office/drawing/2016/5/13/chartex" xmlns:cx8="http://schemas.microsoft.com/office/drawing/2016/5/14/chartex" xmlns:mc="http://schemas.openxmlformats.org/markup-compatibility/2006" xmlns:aink="http://schemas.microsoft.com/office/drawing/2016/ink" xmlns:am3d="http://schemas.microsoft.com/office/drawing/2017/model3d" xmlns:o="urn:schemas-microsoft-com:office:office" xmlns:oel="http://schemas.microsoft.com/office/2019/extlst" xmlns:r="http://schemas.openxmlformats.org/officeDocument/2006/relationships" xmlns:m="http://schemas.openxmlformats.org/officeDocument/2006/math" xmlns:v="urn:schemas-microsoft-com:vml" xmlns:wp14="http://schemas.microsoft.com/office/word/2010/wordprocessingDrawing" xmlns:wp="http://schemas.openxmlformats.org/drawingml/2006/wordprocessingDrawing" xmlns:w10="urn:schemas-microsoft-com:office:word" xmlns:w="http://schemas.openxmlformats.org/wordprocessingml/2006/main" xmlns:w14="http://schemas.microsoft.com/office/word/2010/wordml" xmlns:w15="http://schemas.microsoft.com/office/word/2012/wordml" xmlns:w16cex="http://schemas.microsoft.com/office/word/2018/wordml/cex" xmlns:w16cid="http://schemas.microsoft.com/office/word/2016/wordml/cid" xmlns:w16="http://schemas.microsoft.com/office/word/2018/wordml" xmlns:w16du="http://schemas.microsoft.com/office/word/2023/wordml/word16du" xmlns:w16sdtdh="http://schemas.microsoft.com/office/word/2020/wordml/sdtdatahash" xmlns:w16sdtfl="http://schemas.microsoft.com/office/word/2024/wordml/sdtformatlock" xmlns:w16se="http://schemas.microsoft.com/office/word/2015/wordml/symex" xmlns:wpg="http://schemas.microsoft.com/office/word/2010/wordprocessingGroup" xmlns:wpi="http://schemas.microsoft.com/office/word/2010/wordprocessingInk" xmlns:wne="http://schemas.microsoft.com/office/word/2006/wordml" xmlns:wps="http://schemas.microsoft.com/office/word/2010/wordprocessingShape" mc:Ignorable="w14 w15 w16se w16cid w16 w16cex w16sdtdh w16sdtfl w16du wp14">
   <w:footnote w:type="separator" w:id="-1">
     <w:p>
+      <w:pPr>
+        <w:rPr>
+          <w:rFonts w:hint="eastAsia"/>
+        </w:rPr>
+      </w:pPr>
       <w:r>
         <w:separator/>
       </w:r>
@@ -7767,6 +8185,11 @@
   </w:footnote>
   <w:footnote w:type="continuationSeparator" w:id="0">
     <w:p>
+      <w:pPr>
+        <w:rPr>
+          <w:rFonts w:hint="eastAsia"/>
+        </w:rPr>
+      </w:pPr>
       <w:r>
         <w:continuationSeparator/>
       </w:r>
@@ -7776,12 +8199,12 @@
 </file>
 
 <file path=word/header1.xml><?xml version="1.0" encoding="utf-8"?>
-<w:hdr xmlns:wpc="http://schemas.microsoft.com/office/word/2010/wordprocessingCanvas" xmlns:cx="http://schemas.microsoft.com/office/drawing/2014/chartex" xmlns:cx1="http://schemas.microsoft.com/office/drawing/2015/9/8/chartex" xmlns:cx2="http://schemas.microsoft.com/office/drawing/2015/10/21/chartex" xmlns:cx3="http://schemas.microsoft.com/office/drawing/2016/5/9/chartex" xmlns:cx4="http://schemas.microsoft.com/office/drawing/2016/5/10/chartex" xmlns:cx5="http://schemas.microsoft.com/office/drawing/2016/5/11/chartex" xmlns:cx6="http://schemas.microsoft.com/office/drawing/2016/5/12/chartex" xmlns:cx7="http://schemas.microsoft.com/office/drawing/2016/5/13/chartex" xmlns:cx8="http://schemas.microsoft.com/office/drawing/2016/5/14/chartex" xmlns:mc="http://schemas.openxmlformats.org/markup-compatibility/2006" xmlns:aink="http://schemas.microsoft.com/office/drawing/2016/ink" xmlns:am3d="http://schemas.microsoft.com/office/drawing/2017/model3d" xmlns:o="urn:schemas-microsoft-com:office:office" xmlns:oel="http://schemas.microsoft.com/office/2019/extlst" xmlns:r="http://schemas.openxmlformats.org/officeDocument/2006/relationships" xmlns:m="http://schemas.openxmlformats.org/officeDocument/2006/math" xmlns:v="urn:schemas-microsoft-com:vml" xmlns:wp14="http://schemas.microsoft.com/office/word/2010/wordprocessingDrawing" xmlns:wp="http://schemas.openxmlformats.org/drawingml/2006/wordprocessingDrawing" xmlns:w10="urn:schemas-microsoft-com:office:word" xmlns:w="http://schemas.openxmlformats.org/wordprocessingml/2006/main" xmlns:w14="http://schemas.microsoft.com/office/word/2010/wordml" xmlns:w15="http://schemas.microsoft.com/office/word/2012/wordml" xmlns:w16cex="http://schemas.microsoft.com/office/word/2018/wordml/cex" xmlns:w16cid="http://schemas.microsoft.com/office/word/2016/wordml/cid" xmlns:w16="http://schemas.microsoft.com/office/word/2018/wordml" xmlns:w16sdtdh="http://schemas.microsoft.com/office/word/2020/wordml/sdtdatahash" xmlns:w16se="http://schemas.microsoft.com/office/word/2015/wordml/symex" xmlns:wpg="http://schemas.microsoft.com/office/word/2010/wordprocessingGroup" xmlns:wpi="http://schemas.microsoft.com/office/word/2010/wordprocessingInk" xmlns:wne="http://schemas.microsoft.com/office/word/2006/wordml" xmlns:wps="http://schemas.microsoft.com/office/word/2010/wordprocessingShape" mc:Ignorable="w14 w15 w16se w16cid w16 w16cex w16sdtdh wp14">
+<w:hdr xmlns:wpc="http://schemas.microsoft.com/office/word/2010/wordprocessingCanvas" xmlns:cx="http://schemas.microsoft.com/office/drawing/2014/chartex" xmlns:cx1="http://schemas.microsoft.com/office/drawing/2015/9/8/chartex" xmlns:cx2="http://schemas.microsoft.com/office/drawing/2015/10/21/chartex" xmlns:cx3="http://schemas.microsoft.com/office/drawing/2016/5/9/chartex" xmlns:cx4="http://schemas.microsoft.com/office/drawing/2016/5/10/chartex" xmlns:cx5="http://schemas.microsoft.com/office/drawing/2016/5/11/chartex" xmlns:cx6="http://schemas.microsoft.com/office/drawing/2016/5/12/chartex" xmlns:cx7="http://schemas.microsoft.com/office/drawing/2016/5/13/chartex" xmlns:cx8="http://schemas.microsoft.com/office/drawing/2016/5/14/chartex" xmlns:mc="http://schemas.openxmlformats.org/markup-compatibility/2006" xmlns:aink="http://schemas.microsoft.com/office/drawing/2016/ink" xmlns:am3d="http://schemas.microsoft.com/office/drawing/2017/model3d" xmlns:o="urn:schemas-microsoft-com:office:office" xmlns:oel="http://schemas.microsoft.com/office/2019/extlst" xmlns:r="http://schemas.openxmlformats.org/officeDocument/2006/relationships" xmlns:m="http://schemas.openxmlformats.org/officeDocument/2006/math" xmlns:v="urn:schemas-microsoft-com:vml" xmlns:wp14="http://schemas.microsoft.com/office/word/2010/wordprocessingDrawing" xmlns:wp="http://schemas.openxmlformats.org/drawingml/2006/wordprocessingDrawing" xmlns:w10="urn:schemas-microsoft-com:office:word" xmlns:w="http://schemas.openxmlformats.org/wordprocessingml/2006/main" xmlns:w14="http://schemas.microsoft.com/office/word/2010/wordml" xmlns:w15="http://schemas.microsoft.com/office/word/2012/wordml" xmlns:w16cex="http://schemas.microsoft.com/office/word/2018/wordml/cex" xmlns:w16cid="http://schemas.microsoft.com/office/word/2016/wordml/cid" xmlns:w16="http://schemas.microsoft.com/office/word/2018/wordml" xmlns:w16du="http://schemas.microsoft.com/office/word/2023/wordml/word16du" xmlns:w16sdtdh="http://schemas.microsoft.com/office/word/2020/wordml/sdtdatahash" xmlns:w16sdtfl="http://schemas.microsoft.com/office/word/2024/wordml/sdtformatlock" xmlns:w16se="http://schemas.microsoft.com/office/word/2015/wordml/symex" xmlns:wpg="http://schemas.microsoft.com/office/word/2010/wordprocessingGroup" xmlns:wpi="http://schemas.microsoft.com/office/word/2010/wordprocessingInk" xmlns:wne="http://schemas.microsoft.com/office/word/2006/wordml" xmlns:wps="http://schemas.microsoft.com/office/word/2010/wordprocessingShape" mc:Ignorable="w14 w15 w16se w16cid w16 w16cex w16sdtdh w16sdtfl w16du wp14">
   <w:p>
     <w:pPr>
       <w:jc w:val="center"/>
       <w:rPr>
-        <w:rFonts w:ascii="微软雅黑" w:eastAsia="微软雅黑" w:hAnsi="微软雅黑"/>
+        <w:rFonts w:ascii="微软雅黑" w:eastAsia="微软雅黑" w:hAnsi="微软雅黑" w:hint="eastAsia"/>
         <w:sz w:val="20"/>
       </w:rPr>
     </w:pPr>
@@ -7886,7 +8309,7 @@
 </file>
 
 <file path=word/styles.xml><?xml version="1.0" encoding="utf-8"?>
-<w:styles xmlns:mc="http://schemas.openxmlformats.org/markup-compatibility/2006" xmlns:r="http://schemas.openxmlformats.org/officeDocument/2006/relationships" xmlns:w="http://schemas.openxmlformats.org/wordprocessingml/2006/main" xmlns:w14="http://schemas.microsoft.com/office/word/2010/wordml" xmlns:w15="http://schemas.microsoft.com/office/word/2012/wordml" xmlns:w16cex="http://schemas.microsoft.com/office/word/2018/wordml/cex" xmlns:w16cid="http://schemas.microsoft.com/office/word/2016/wordml/cid" xmlns:w16="http://schemas.microsoft.com/office/word/2018/wordml" xmlns:w16sdtdh="http://schemas.microsoft.com/office/word/2020/wordml/sdtdatahash" xmlns:w16se="http://schemas.microsoft.com/office/word/2015/wordml/symex" mc:Ignorable="w14 w15 w16se w16cid w16 w16cex w16sdtdh">
+<w:styles xmlns:mc="http://schemas.openxmlformats.org/markup-compatibility/2006" xmlns:r="http://schemas.openxmlformats.org/officeDocument/2006/relationships" xmlns:w="http://schemas.openxmlformats.org/wordprocessingml/2006/main" xmlns:w14="http://schemas.microsoft.com/office/word/2010/wordml" xmlns:w15="http://schemas.microsoft.com/office/word/2012/wordml" xmlns:w16cex="http://schemas.microsoft.com/office/word/2018/wordml/cex" xmlns:w16cid="http://schemas.microsoft.com/office/word/2016/wordml/cid" xmlns:w16="http://schemas.microsoft.com/office/word/2018/wordml" xmlns:w16du="http://schemas.microsoft.com/office/word/2023/wordml/word16du" xmlns:w16sdtdh="http://schemas.microsoft.com/office/word/2020/wordml/sdtdatahash" xmlns:w16sdtfl="http://schemas.microsoft.com/office/word/2024/wordml/sdtformatlock" xmlns:w16se="http://schemas.microsoft.com/office/word/2015/wordml/symex" mc:Ignorable="w14 w15 w16se w16cid w16 w16cex w16sdtdh w16sdtfl w16du">
   <w:docDefaults>
     <w:rPrDefault>
       <w:rPr>
